--- a/BlockID_Mini_Project_Report.docx
+++ b/BlockID_Mini_Project_Report.docx
@@ -89,19 +89,7 @@
         </w:numPr>
       </w:pPr>
       <w:r>
-        <w:t>Amogh Barera</w:t>
-      </w:r>
-      <w:r>
-        <w:t xml:space="preserve"> </w:t>
-      </w:r>
-      <w:r>
-        <w:t>–</w:t>
-      </w:r>
-      <w:r>
-        <w:t xml:space="preserve"> </w:t>
-      </w:r>
-      <w:r>
-        <w:t>PES2UG23AM910</w:t>
+        <w:t>Amogh Barera – PES2UG23AM910</w:t>
       </w:r>
     </w:p>
     <w:p>
@@ -113,46 +101,9 @@
         </w:numPr>
       </w:pPr>
       <w:r>
-        <w:t>Rishil R Gopal</w:t>
-      </w:r>
-      <w:r>
-        <w:t xml:space="preserve"> </w:t>
-      </w:r>
-      <w:r>
-        <w:t>– PES2UG23AM084</w:t>
+        <w:t>Rajath Gopalakrishna- PES2UG23AM918</w:t>
       </w:r>
     </w:p>
-    <w:p>
-      <w:pPr>
-        <w:pStyle w:val="ListParagraph"/>
-        <w:numPr>
-          <w:ilvl w:val="0"/>
-          <w:numId w:val="10"/>
-        </w:numPr>
-      </w:pPr>
-      <w:r>
-        <w:t>Rajath Gopalakrishna</w:t>
-      </w:r>
-      <w:r>
-        <w:t xml:space="preserve">- </w:t>
-      </w:r>
-      <w:r>
-        <w:t>PES2UG23AM918</w:t>
-      </w:r>
-    </w:p>
-    <w:p>
-      <w:pPr>
-        <w:pStyle w:val="ListParagraph"/>
-        <w:numPr>
-          <w:ilvl w:val="0"/>
-          <w:numId w:val="10"/>
-        </w:numPr>
-      </w:pPr>
-      <w:r>
-        <w:t>Sai Prasanna – PES2UG23AM090</w:t>
-      </w:r>
-    </w:p>
-    <w:p/>
     <w:p/>
     <w:p/>
     <w:p>
@@ -162,6 +113,14 @@
     </w:p>
     <w:sdt>
       <w:sdtPr>
+        <w:rPr>
+          <w:rFonts w:asciiTheme="minorHAnsi" w:eastAsiaTheme="minorEastAsia" w:hAnsiTheme="minorHAnsi" w:cstheme="minorBidi"/>
+          <w:b w:val="0"/>
+          <w:bCs w:val="0"/>
+          <w:color w:val="auto"/>
+          <w:sz w:val="22"/>
+          <w:szCs w:val="22"/>
+        </w:rPr>
         <w:id w:val="-939444920"/>
         <w:docPartObj>
           <w:docPartGallery w:val="Table of Contents"/>
@@ -170,11 +129,7 @@
       </w:sdtPr>
       <w:sdtEndPr>
         <w:rPr>
-          <w:rFonts w:asciiTheme="minorHAnsi" w:eastAsiaTheme="minorEastAsia" w:hAnsiTheme="minorHAnsi" w:cstheme="minorBidi"/>
           <w:noProof/>
-          <w:color w:val="auto"/>
-          <w:sz w:val="22"/>
-          <w:szCs w:val="22"/>
         </w:rPr>
       </w:sdtEndPr>
       <w:sdtContent>
@@ -1662,15 +1617,39 @@
     </w:p>
     <w:p>
       <w:r>
-        <w:t>- registerIdentity(string did, string metadataCID, string proofHash): Enrolls a user DID with their respective hashes and CID.</w:t>
+        <w:t xml:space="preserve">- </w:t>
+      </w:r>
+      <w:proofErr w:type="gramStart"/>
+      <w:r>
+        <w:t>registerIdentity(</w:t>
+      </w:r>
+      <w:proofErr w:type="gramEnd"/>
+      <w:r>
+        <w:t>string did, string metadataCID, string proofHash): Enrolls a user DID with their respective hashes and CID.</w:t>
       </w:r>
       <w:r>
         <w:br/>
-        <w:t>- requestVerification(string did): Changes the DID status from Registered to PendingVerification.</w:t>
+        <w:t xml:space="preserve">- </w:t>
+      </w:r>
+      <w:proofErr w:type="gramStart"/>
+      <w:r>
+        <w:t>requestVerification(</w:t>
+      </w:r>
+      <w:proofErr w:type="gramEnd"/>
+      <w:r>
+        <w:t>string did): Changes the DID status from Registered to PendingVerification.</w:t>
       </w:r>
       <w:r>
         <w:br/>
-        <w:t>- verifyIdentity(string did, bool approved, string remarks): Restricted to VERIFIER_ROLE. Approves or rejects the identity documentation.</w:t>
+        <w:t xml:space="preserve">- </w:t>
+      </w:r>
+      <w:proofErr w:type="gramStart"/>
+      <w:r>
+        <w:t>verifyIdentity(</w:t>
+      </w:r>
+      <w:proofErr w:type="gramEnd"/>
+      <w:r>
+        <w:t>string did, bool approved, string remarks): Restricted to VERIFIER_ROLE. Approves or rejects the identity documentation.</w:t>
       </w:r>
       <w:r>
         <w:br/>
@@ -1708,7 +1687,15 @@
     </w:p>
     <w:p>
       <w:r>
-        <w:t>Network Setup: Local network spun up using `npx hardhat node`. Alternatively, deployment to testnets requires funding the deployer wallet and supplying an RPC URL inside `.env` configurations.</w:t>
+        <w:t xml:space="preserve">Network Setup: Local network spun up using `npx hardhat node`. Alternatively, deployment to testnets requires funding the deployer wallet and supplying an RPC URL inside </w:t>
+      </w:r>
+      <w:proofErr w:type="gramStart"/>
+      <w:r>
+        <w:t>`.env</w:t>
+      </w:r>
+      <w:proofErr w:type="gramEnd"/>
+      <w:r>
+        <w:t>` configurations.</w:t>
       </w:r>
       <w:r>
         <w:br/>
@@ -1756,51 +1743,136 @@
     <w:p>
       <w:pPr>
         <w:pStyle w:val="Heading1"/>
-        <w:rPr>
-          <w:color w:val="auto"/>
-        </w:rPr>
       </w:pPr>
       <w:bookmarkStart w:id="12" w:name="_Toc227276406"/>
       <w:r>
         <w:rPr>
           <w:color w:val="auto"/>
         </w:rPr>
-        <w:t>11. Results and Discussion</w:t>
+        <w:lastRenderedPageBreak/>
+        <w:t xml:space="preserve">11. Results </w:t>
       </w:r>
       <w:bookmarkEnd w:id="12"/>
+      <w:r>
+        <w:rPr>
+          <w:noProof/>
+        </w:rPr>
+        <w:drawing>
+          <wp:inline distT="0" distB="0" distL="0" distR="0" wp14:anchorId="21496929" wp14:editId="3EAB89B5">
+            <wp:extent cx="5486400" cy="2105025"/>
+            <wp:effectExtent l="0" t="0" r="0" b="9525"/>
+            <wp:docPr id="440599613" name="Picture 1"/>
+            <wp:cNvGraphicFramePr>
+              <a:graphicFrameLocks xmlns:a="http://schemas.openxmlformats.org/drawingml/2006/main" noChangeAspect="1"/>
+            </wp:cNvGraphicFramePr>
+            <a:graphic xmlns:a="http://schemas.openxmlformats.org/drawingml/2006/main">
+              <a:graphicData uri="http://schemas.openxmlformats.org/drawingml/2006/picture">
+                <pic:pic xmlns:pic="http://schemas.openxmlformats.org/drawingml/2006/picture">
+                  <pic:nvPicPr>
+                    <pic:cNvPr id="440599613" name="Picture 440599613"/>
+                    <pic:cNvPicPr/>
+                  </pic:nvPicPr>
+                  <pic:blipFill>
+                    <a:blip r:embed="rId6"/>
+                    <a:stretch>
+                      <a:fillRect/>
+                    </a:stretch>
+                  </pic:blipFill>
+                  <pic:spPr>
+                    <a:xfrm>
+                      <a:off x="0" y="0"/>
+                      <a:ext cx="5486400" cy="2105025"/>
+                    </a:xfrm>
+                    <a:prstGeom prst="rect">
+                      <a:avLst/>
+                    </a:prstGeom>
+                  </pic:spPr>
+                </pic:pic>
+              </a:graphicData>
+            </a:graphic>
+          </wp:inline>
+        </w:drawing>
+      </w:r>
+      <w:r>
+        <w:rPr>
+          <w:noProof/>
+        </w:rPr>
+        <w:drawing>
+          <wp:inline distT="0" distB="0" distL="0" distR="0" wp14:anchorId="311E54F8" wp14:editId="6893D7CC">
+            <wp:extent cx="3329940" cy="3284220"/>
+            <wp:effectExtent l="0" t="0" r="3810" b="0"/>
+            <wp:docPr id="509041110" name="Picture 2"/>
+            <wp:cNvGraphicFramePr>
+              <a:graphicFrameLocks xmlns:a="http://schemas.openxmlformats.org/drawingml/2006/main" noChangeAspect="1"/>
+            </wp:cNvGraphicFramePr>
+            <a:graphic xmlns:a="http://schemas.openxmlformats.org/drawingml/2006/main">
+              <a:graphicData uri="http://schemas.openxmlformats.org/drawingml/2006/picture">
+                <pic:pic xmlns:pic="http://schemas.openxmlformats.org/drawingml/2006/picture">
+                  <pic:nvPicPr>
+                    <pic:cNvPr id="509041110" name="Picture 509041110"/>
+                    <pic:cNvPicPr/>
+                  </pic:nvPicPr>
+                  <pic:blipFill>
+                    <a:blip r:embed="rId7"/>
+                    <a:stretch>
+                      <a:fillRect/>
+                    </a:stretch>
+                  </pic:blipFill>
+                  <pic:spPr>
+                    <a:xfrm>
+                      <a:off x="0" y="0"/>
+                      <a:ext cx="3329940" cy="3284220"/>
+                    </a:xfrm>
+                    <a:prstGeom prst="rect">
+                      <a:avLst/>
+                    </a:prstGeom>
+                  </pic:spPr>
+                </pic:pic>
+              </a:graphicData>
+            </a:graphic>
+          </wp:inline>
+        </w:drawing>
+      </w:r>
     </w:p>
     <w:p>
       <w:r>
-        <w:t>[Insert Screenshot 1: User Registration Dashboard]</w:t>
-      </w:r>
-      <w:r>
-        <w:br/>
-        <w:t>Description: Shows the successful registration of user PII linking an EVM wallet address to the IdentityRegistry contract. The UI reflects the DID output.</w:t>
-      </w:r>
-      <w:r>
-        <w:br/>
-      </w:r>
-      <w:r>
-        <w:br/>
-        <w:t>[Insert Screenshot 2: Metamask Transaction Prompt]</w:t>
-      </w:r>
-      <w:r>
-        <w:br/>
-        <w:t>Description: Signing the registration payload pushing changes on-chain.</w:t>
-      </w:r>
-      <w:r>
-        <w:br/>
-      </w:r>
-      <w:r>
-        <w:br/>
-        <w:t>[Insert Screenshot 3: Organization Verifier View]</w:t>
-      </w:r>
-      <w:r>
-        <w:br/>
-        <w:t>Description: The verifier assessing a user's Proofs and marking the identity as 'Verified'.</w:t>
+        <w:drawing>
+          <wp:inline distT="0" distB="0" distL="0" distR="0" wp14:anchorId="1F6BA097" wp14:editId="5138FD32">
+            <wp:extent cx="5486400" cy="2170430"/>
+            <wp:effectExtent l="0" t="0" r="0" b="1270"/>
+            <wp:docPr id="762014556" name="Picture 1"/>
+            <wp:cNvGraphicFramePr>
+              <a:graphicFrameLocks xmlns:a="http://schemas.openxmlformats.org/drawingml/2006/main" noChangeAspect="1"/>
+            </wp:cNvGraphicFramePr>
+            <a:graphic xmlns:a="http://schemas.openxmlformats.org/drawingml/2006/main">
+              <a:graphicData uri="http://schemas.openxmlformats.org/drawingml/2006/picture">
+                <pic:pic xmlns:pic="http://schemas.openxmlformats.org/drawingml/2006/picture">
+                  <pic:nvPicPr>
+                    <pic:cNvPr id="762014556" name=""/>
+                    <pic:cNvPicPr/>
+                  </pic:nvPicPr>
+                  <pic:blipFill>
+                    <a:blip r:embed="rId8"/>
+                    <a:stretch>
+                      <a:fillRect/>
+                    </a:stretch>
+                  </pic:blipFill>
+                  <pic:spPr>
+                    <a:xfrm>
+                      <a:off x="0" y="0"/>
+                      <a:ext cx="5486400" cy="2170430"/>
+                    </a:xfrm>
+                    <a:prstGeom prst="rect">
+                      <a:avLst/>
+                    </a:prstGeom>
+                  </pic:spPr>
+                </pic:pic>
+              </a:graphicData>
+            </a:graphic>
+          </wp:inline>
+        </w:drawing>
       </w:r>
     </w:p>
-    <w:p/>
     <w:p/>
     <w:p>
       <w:pPr>
@@ -1825,7 +1897,15 @@
       </w:r>
       <w:r>
         <w:br/>
-        <w:t>2. Private Key Authentication: The system bypasses vulnerable password login schemes through Ethereum signature validation (`ethers.verifyMessage`). User identity is secured purely by wallet ownership.</w:t>
+        <w:t>2. Private Key Authentication: The system bypasses vulnerable password login schemes through Ethereum signature validation (`</w:t>
+      </w:r>
+      <w:proofErr w:type="gramStart"/>
+      <w:r>
+        <w:t>ethers.verifyMessage</w:t>
+      </w:r>
+      <w:proofErr w:type="gramEnd"/>
+      <w:r>
+        <w:t>`). User identity is secured purely by wallet ownership.</w:t>
       </w:r>
       <w:r>
         <w:br/>
@@ -1853,7 +1933,7 @@
       <w:bookmarkEnd w:id="14"/>
     </w:p>
     <w:p>
-      <w:hyperlink r:id="rId6" w:history="1">
+      <w:hyperlink r:id="rId9" w:history="1">
         <w:r>
           <w:rPr>
             <w:rStyle w:val="Hyperlink"/>
@@ -1910,7 +1990,15 @@
       </w:r>
       <w:r>
         <w:br/>
-        <w:t>[3] IPFS Content Addressing: docs.ipfs.tech</w:t>
+        <w:t xml:space="preserve">[3] IPFS Content Addressing: </w:t>
+      </w:r>
+      <w:proofErr w:type="gramStart"/>
+      <w:r>
+        <w:t>docs.ipfs</w:t>
+      </w:r>
+      <w:proofErr w:type="gramEnd"/>
+      <w:r>
+        <w:t>.tech</w:t>
       </w:r>
       <w:r>
         <w:br/>
